--- a/project/documents/reportletters/prvappfiled_new.docx
+++ b/project/documents/reportletters/prvappfiled_new.docx
@@ -3,123 +3,75 @@
 <w:document xmlns:wpc="http://schemas.microsoft.com/office/word/2010/wordprocessingCanvas" xmlns:cx="http://schemas.microsoft.com/office/drawing/2014/chartex" xmlns:cx1="http://schemas.microsoft.com/office/drawing/2015/9/8/chartex" xmlns:cx2="http://schemas.microsoft.com/office/drawing/2015/10/21/chartex" xmlns:cx3="http://schemas.microsoft.com/office/drawing/2016/5/9/chartex" xmlns:cx4="http://schemas.microsoft.com/office/drawing/2016/5/10/chartex" xmlns:cx5="http://schemas.microsoft.com/office/drawing/2016/5/11/chartex" xmlns:cx6="http://schemas.microsoft.com/office/drawing/2016/5/12/chartex" xmlns:cx7="http://schemas.microsoft.com/office/drawing/2016/5/13/chartex" xmlns:cx8="http://schemas.microsoft.com/office/drawing/2016/5/14/chartex" xmlns:mc="http://schemas.openxmlformats.org/markup-compatibility/2006" xmlns:aink="http://schemas.microsoft.com/office/drawing/2016/ink" xmlns:am3d="http://schemas.microsoft.com/office/drawing/2017/model3d" xmlns:o="urn:schemas-microsoft-com:office:office" xmlns:oel="http://schemas.microsoft.com/office/2019/extlst" xmlns:r="http://schemas.openxmlformats.org/officeDocument/2006/relationships" xmlns:m="http://schemas.openxmlformats.org/officeDocument/2006/math" xmlns:v="urn:schemas-microsoft-com:vml" xmlns:wp14="http://schemas.microsoft.com/office/word/2010/wordprocessingDrawing" xmlns:wp="http://schemas.openxmlformats.org/drawingml/2006/wordprocessingDrawing" xmlns:w10="urn:schemas-microsoft-com:office:word" xmlns:w="http://schemas.openxmlformats.org/wordprocessingml/2006/main" xmlns:w14="http://schemas.microsoft.com/office/word/2010/wordml" xmlns:w15="http://schemas.microsoft.com/office/word/2012/wordml" xmlns:w16cex="http://schemas.microsoft.com/office/word/2018/wordml/cex" xmlns:w16cid="http://schemas.microsoft.com/office/word/2016/wordml/cid" xmlns:w16="http://schemas.microsoft.com/office/word/2018/wordml" xmlns:w16sdtdh="http://schemas.microsoft.com/office/word/2020/wordml/sdtdatahash" xmlns:w16se="http://schemas.microsoft.com/office/word/2015/wordml/symex" xmlns:wpg="http://schemas.microsoft.com/office/word/2010/wordprocessingGroup" xmlns:wpi="http://schemas.microsoft.com/office/word/2010/wordprocessingInk" xmlns:wne="http://schemas.microsoft.com/office/word/2006/wordml" xmlns:wps="http://schemas.microsoft.com/office/word/2010/wordprocessingShape" mc:Ignorable="w14 w15 w16se w16cid w16 w16cex w16sdtdh wp14">
   <w:body>
     <w:p>
-      <w:pPr>
-        <w:tabs>
-          <w:tab w:val="right" w:pos="9360"/>
-        </w:tabs>
-        <w:rPr>
-          <w:sz w:val="20"/>
-          <w:szCs w:val="20"/>
-        </w:rPr>
-      </w:pPr>
-      <w:r>
-        <w:rPr>
-          <w:b/>
-          <w:bCs/>
-          <w:sz w:val="20"/>
-          <w:szCs w:val="20"/>
-        </w:rPr>
-        <w:t>&lt;&lt;WAName&gt;&gt; &lt;&lt;WAPhone&gt;&gt; - Direct Dial</w:t>
-      </w:r>
-      <w:r>
-        <w:rPr>
-          <w:b/>
-          <w:bCs/>
-          <w:sz w:val="20"/>
-          <w:szCs w:val="20"/>
-        </w:rPr>
-        <w:tab/>
-        <w:t>&lt;&lt;paraName&gt;&gt; &lt;&lt;paraPhone&gt;&gt; - Direct Dial</w:t>
-      </w:r>
-    </w:p>
-    <w:p>
-      <w:pPr>
-        <w:tabs>
-          <w:tab w:val="right" w:pos="9360"/>
-        </w:tabs>
-      </w:pPr>
-      <w:r>
-        <w:rPr>
-          <w:b/>
-          <w:bCs/>
-          <w:sz w:val="20"/>
-          <w:szCs w:val="20"/>
-        </w:rPr>
-        <w:t>&lt;&lt;WAEmail&gt;&gt;</w:t>
-      </w:r>
-      <w:r>
-        <w:rPr>
-          <w:b/>
-          <w:bCs/>
-          <w:sz w:val="20"/>
-          <w:szCs w:val="20"/>
-        </w:rPr>
-        <w:tab/>
-        <w:t>&lt;&lt;paraEmail&gt;&gt;</w:t>
-      </w:r>
-    </w:p>
-    <w:p>
-      <w:pPr>
-        <w:rPr>
-          <w:b/>
-          <w:bCs/>
-        </w:rPr>
-      </w:pPr>
-    </w:p>
-    <w:p>
-      <w:r>
-        <w:t>&lt;&lt;currentDate&gt;&gt;</w:t>
-      </w:r>
-    </w:p>
-    <w:p/>
-    <w:p>
-      <w:pPr>
-        <w:tabs>
-          <w:tab w:val="left" w:pos="-1440"/>
-        </w:tabs>
-      </w:pPr>
-      <w:r>
-        <w:t>&lt;&lt;recipient&gt;&gt;</w:t>
-      </w:r>
-    </w:p>
-    <w:p>
-      <w:pPr>
-        <w:tabs>
-          <w:tab w:val="left" w:pos="-1440"/>
-        </w:tabs>
-      </w:pPr>
-      <w:r>
-        <w:t>&lt;&lt;corrContactTitle&gt;&gt;</w:t>
-      </w:r>
-    </w:p>
-    <w:p>
-      <w:pPr>
-        <w:tabs>
-          <w:tab w:val="left" w:pos="-1440"/>
-        </w:tabs>
-      </w:pPr>
-      <w:r>
-        <w:t>&lt;&lt;orgName&gt;&gt;</w:t>
-      </w:r>
-    </w:p>
-    <w:p>
-      <w:pPr>
-        <w:tabs>
-          <w:tab w:val="right" w:pos="9360"/>
-        </w:tabs>
-      </w:pPr>
-      <w:r>
-        <w:t>&lt;&lt;workAddr&gt;&gt;</w:t>
-      </w:r>
-    </w:p>
-    <w:p>
-      <w:pPr>
-        <w:tabs>
-          <w:tab w:val="right" w:pos="9360"/>
-        </w:tabs>
-      </w:pPr>
-      <w:r>
-        <w:t>&lt;&lt;CSZ&gt;&gt;</w:t>
+      <w:r>
+        <w:t>Subject line: &lt;&lt;This.orgName&gt;&gt; &lt;&lt;This.clientRefNo&gt;&gt; / SLW Ref: &lt;&lt;This.matterNo&gt;&gt; / SLW Report out: &lt;&lt;activityname&gt;&gt;</w:t>
+      </w:r>
+    </w:p>
+    <w:p>
+      <w:pPr>
+        <w:pStyle w:val="NormalWeb"/>
+      </w:pPr>
+      <w:r>
+        <w:t>Body of email:</w:t>
+      </w:r>
+    </w:p>
+    <w:p>
+      <w:pPr>
+        <w:pStyle w:val="NormalWeb"/>
+      </w:pPr>
+    </w:p>
+    <w:p>
+      <w:pPr>
+        <w:pStyle w:val="NormalWeb"/>
+      </w:pPr>
+    </w:p>
+    <w:p>
+      <w:pPr>
+        <w:pStyle w:val="NormalWeb"/>
+      </w:pPr>
+    </w:p>
+    <w:p>
+      <w:pPr>
+        <w:pStyle w:val="NormalWeb"/>
+      </w:pPr>
+    </w:p>
+    <w:p>
+      <w:pPr>
+        <w:pStyle w:val="NormalWeb"/>
+      </w:pPr>
+      <w:r>
+        <w:t xml:space="preserve">SCHWEGMAN LUNDBERG &amp; WOESSNER, P.A. </w:t>
+      </w:r>
+    </w:p>
+    <w:p>
+      <w:pPr>
+        <w:pStyle w:val="NormalWeb"/>
+      </w:pPr>
+    </w:p>
+    <w:p>
+      <w:r>
+        <w:t>&lt;&lt;This.WAName&gt;&gt; &lt;&lt;This.WAPhone&gt;</w:t>
+      </w:r>
+      <w:proofErr w:type="gramStart"/>
+      <w:r>
+        <w:t>&gt;  &lt;&lt;This.WAEmail</w:t>
+      </w:r>
+      <w:proofErr w:type="gramEnd"/>
+      <w:r>
+        <w:t>&gt;&gt;</w:t>
+      </w:r>
+    </w:p>
+    <w:p>
+      <w:r>
+        <w:t>&lt;&lt;This.paraName&gt;&gt; &lt;&lt;This.paraPhone&gt;</w:t>
+      </w:r>
+      <w:proofErr w:type="gramStart"/>
+      <w:r>
+        <w:t>&gt;  &lt;&lt;This.paraEmail</w:t>
+      </w:r>
+      <w:proofErr w:type="gramEnd"/>
+      <w:r>
+        <w:t>&gt;&gt;</w:t>
       </w:r>
     </w:p>
     <w:p>
@@ -192,8 +144,8 @@
         </w:rPr>
         <w:tab/>
       </w:r>
-      <w:smartTag w:uri="urn:schemas-microsoft-com:office:smarttags" w:element="place">
-        <w:smartTag w:uri="urn:schemas-microsoft-com:office:smarttags" w:element="country-region">
+      <w:smartTag w:uri="urn:schemas-microsoft-com:office:smarttags" w:element="country-region">
+        <w:smartTag w:uri="urn:schemas-microsoft-com:office:smarttags" w:element="place">
           <w:r>
             <w:rPr>
               <w:noProof/>
@@ -225,22 +177,14 @@
         <w:t>Title:  &lt;&lt;title&gt;&gt;</w:t>
       </w:r>
     </w:p>
-    <w:p/>
-    <w:p>
-      <w:r>
-        <w:t xml:space="preserve">Dear </w:t>
-      </w:r>
+    <w:p>
       <w:r>
         <w:rPr>
           <w:noProof/>
         </w:rPr>
         <w:t>&lt;&lt;salutation&gt;&gt;</w:t>
       </w:r>
-      <w:r>
-        <w:t>:</w:t>
-      </w:r>
-    </w:p>
-    <w:p/>
+    </w:p>
     <w:p>
       <w:pPr>
         <w:rPr>
@@ -248,7 +192,15 @@
         </w:rPr>
       </w:pPr>
       <w:r>
-        <w:t xml:space="preserve">The following represents new activity on the above mentioned matter. </w:t>
+        <w:t xml:space="preserve">The following represents new activity on the </w:t>
+      </w:r>
+      <w:proofErr w:type="gramStart"/>
+      <w:r>
+        <w:t>above mentioned</w:t>
+      </w:r>
+      <w:proofErr w:type="gramEnd"/>
+      <w:r>
+        <w:t xml:space="preserve"> matter. </w:t>
       </w:r>
     </w:p>
     <w:p/>
@@ -317,116 +269,6 @@
         <w:t>ADDITIONAL NOTES:  Failure to convert to a utility and/or international applications by the non-extendable deadline usually results in an irreparable loss of the right to claim the benefit of the U.S filing date and the loss of international rights.  Furthermore, if instructions and payment arrangements are not in place at least one week prior to the deadline, we may not be able to guarantee that the applications can be filed prior to the deadline.  Further information on Provisional applications may be found at &lt;&lt;patentLink&gt;&gt;.  We will keep you informed of further developments as they occur.  If you have any questions or comments, please contact &lt;&lt;WAName&gt;&gt; at &lt;&lt;WAPhone&gt;&gt;.</w:t>
       </w:r>
     </w:p>
-    <w:p/>
-    <w:p>
-      <w:pPr>
-        <w:widowControl/>
-        <w:rPr>
-          <w:noProof/>
-        </w:rPr>
-      </w:pPr>
-      <w:r>
-        <w:rPr>
-          <w:noProof/>
-        </w:rPr>
-        <w:t>Sincerely,</w:t>
-      </w:r>
-    </w:p>
-    <w:p>
-      <w:pPr>
-        <w:widowControl/>
-        <w:rPr>
-          <w:noProof/>
-        </w:rPr>
-      </w:pPr>
-    </w:p>
-    <w:p>
-      <w:pPr>
-        <w:widowControl/>
-        <w:rPr>
-          <w:noProof/>
-        </w:rPr>
-      </w:pPr>
-    </w:p>
-    <w:p>
-      <w:pPr>
-        <w:pStyle w:val="Header"/>
-        <w:tabs>
-          <w:tab w:val="clear" w:pos="4320"/>
-          <w:tab w:val="clear" w:pos="8640"/>
-        </w:tabs>
-      </w:pPr>
-      <w:r>
-        <w:t>&lt;&lt;</w:t>
-      </w:r>
-      <w:r>
-        <w:t>cmgName</w:t>
-      </w:r>
-      <w:r>
-        <w:t>&gt;&gt;</w:t>
-      </w:r>
-    </w:p>
-    <w:p>
-      <w:pPr>
-        <w:rPr>
-          <w:noProof/>
-        </w:rPr>
-      </w:pPr>
-    </w:p>
-    <w:p>
-      <w:r>
-        <w:t>&lt;&lt;enclosures&gt;&gt;</w:t>
-      </w:r>
-    </w:p>
-    <w:p/>
-    <w:tbl>
-      <w:tblPr>
-        <w:tblW w:w="9468" w:type="dxa"/>
-        <w:tblLook w:val="01E0" w:firstRow="1" w:lastRow="1" w:firstColumn="1" w:lastColumn="1" w:noHBand="0" w:noVBand="0"/>
-      </w:tblPr>
-      <w:tblGrid>
-        <w:gridCol w:w="1458"/>
-        <w:gridCol w:w="8010"/>
-      </w:tblGrid>
-      <w:tr>
-        <w:tc>
-          <w:tcPr>
-            <w:tcW w:w="1458" w:type="dxa"/>
-          </w:tcPr>
-          <w:p>
-            <w:pPr>
-              <w:rPr>
-                <w:noProof/>
-              </w:rPr>
-            </w:pPr>
-            <w:r>
-              <w:rPr>
-                <w:noProof/>
-              </w:rPr>
-              <w:t>&lt;&lt;ccTag&gt;&gt;</w:t>
-            </w:r>
-          </w:p>
-        </w:tc>
-        <w:tc>
-          <w:tcPr>
-            <w:tcW w:w="8010" w:type="dxa"/>
-          </w:tcPr>
-          <w:p>
-            <w:pPr>
-              <w:rPr>
-                <w:noProof/>
-              </w:rPr>
-            </w:pPr>
-            <w:r>
-              <w:rPr>
-                <w:noProof/>
-              </w:rPr>
-              <w:t>&lt;&lt;ccName&gt;&gt;</w:t>
-            </w:r>
-          </w:p>
-        </w:tc>
-      </w:tr>
-    </w:tbl>
     <w:p>
       <w:pPr>
         <w:tabs>
@@ -516,6 +358,51 @@
     <w:lsdException w:name="Subtitle" w:qFormat="1"/>
     <w:lsdException w:name="Strong" w:qFormat="1"/>
     <w:lsdException w:name="Emphasis" w:qFormat="1"/>
+    <w:lsdException w:name="Normal (Web)" w:uiPriority="99"/>
+    <w:lsdException w:name="Normal Table" w:semiHidden="1" w:unhideWhenUsed="1"/>
+    <w:lsdException w:name="Table Simple 1" w:semiHidden="1" w:unhideWhenUsed="1"/>
+    <w:lsdException w:name="Table Simple 2" w:semiHidden="1" w:unhideWhenUsed="1"/>
+    <w:lsdException w:name="Table Simple 3" w:semiHidden="1" w:unhideWhenUsed="1"/>
+    <w:lsdException w:name="Table Classic 1" w:semiHidden="1" w:unhideWhenUsed="1"/>
+    <w:lsdException w:name="Table Classic 2" w:semiHidden="1" w:unhideWhenUsed="1"/>
+    <w:lsdException w:name="Table Classic 3" w:semiHidden="1" w:unhideWhenUsed="1"/>
+    <w:lsdException w:name="Table Classic 4" w:semiHidden="1" w:unhideWhenUsed="1"/>
+    <w:lsdException w:name="Table Colorful 1" w:semiHidden="1" w:unhideWhenUsed="1"/>
+    <w:lsdException w:name="Table Colorful 2" w:semiHidden="1" w:unhideWhenUsed="1"/>
+    <w:lsdException w:name="Table Colorful 3" w:semiHidden="1" w:unhideWhenUsed="1"/>
+    <w:lsdException w:name="Table Columns 1" w:semiHidden="1" w:unhideWhenUsed="1"/>
+    <w:lsdException w:name="Table Columns 2" w:semiHidden="1" w:unhideWhenUsed="1"/>
+    <w:lsdException w:name="Table Columns 3" w:semiHidden="1" w:unhideWhenUsed="1"/>
+    <w:lsdException w:name="Table Columns 4" w:semiHidden="1" w:unhideWhenUsed="1"/>
+    <w:lsdException w:name="Table Columns 5" w:semiHidden="1" w:unhideWhenUsed="1"/>
+    <w:lsdException w:name="Table Grid 1" w:semiHidden="1" w:unhideWhenUsed="1"/>
+    <w:lsdException w:name="Table Grid 2" w:semiHidden="1" w:unhideWhenUsed="1"/>
+    <w:lsdException w:name="Table Grid 3" w:semiHidden="1" w:unhideWhenUsed="1"/>
+    <w:lsdException w:name="Table Grid 4" w:semiHidden="1" w:unhideWhenUsed="1"/>
+    <w:lsdException w:name="Table Grid 5" w:semiHidden="1" w:unhideWhenUsed="1"/>
+    <w:lsdException w:name="Table Grid 6" w:semiHidden="1" w:unhideWhenUsed="1"/>
+    <w:lsdException w:name="Table Grid 7" w:semiHidden="1" w:unhideWhenUsed="1"/>
+    <w:lsdException w:name="Table Grid 8" w:semiHidden="1" w:unhideWhenUsed="1"/>
+    <w:lsdException w:name="Table List 1" w:semiHidden="1" w:unhideWhenUsed="1"/>
+    <w:lsdException w:name="Table List 2" w:semiHidden="1" w:unhideWhenUsed="1"/>
+    <w:lsdException w:name="Table List 3" w:semiHidden="1" w:unhideWhenUsed="1"/>
+    <w:lsdException w:name="Table List 4" w:semiHidden="1" w:unhideWhenUsed="1"/>
+    <w:lsdException w:name="Table List 5" w:semiHidden="1" w:unhideWhenUsed="1"/>
+    <w:lsdException w:name="Table List 6" w:semiHidden="1" w:unhideWhenUsed="1"/>
+    <w:lsdException w:name="Table List 7" w:semiHidden="1" w:unhideWhenUsed="1"/>
+    <w:lsdException w:name="Table List 8" w:semiHidden="1" w:unhideWhenUsed="1"/>
+    <w:lsdException w:name="Table 3D effects 1" w:semiHidden="1" w:unhideWhenUsed="1"/>
+    <w:lsdException w:name="Table 3D effects 2" w:semiHidden="1" w:unhideWhenUsed="1"/>
+    <w:lsdException w:name="Table 3D effects 3" w:semiHidden="1" w:unhideWhenUsed="1"/>
+    <w:lsdException w:name="Table Contemporary" w:semiHidden="1" w:unhideWhenUsed="1"/>
+    <w:lsdException w:name="Table Elegant" w:semiHidden="1" w:unhideWhenUsed="1"/>
+    <w:lsdException w:name="Table Professional" w:semiHidden="1" w:unhideWhenUsed="1"/>
+    <w:lsdException w:name="Table Subtle 1" w:semiHidden="1" w:unhideWhenUsed="1"/>
+    <w:lsdException w:name="Table Subtle 2" w:semiHidden="1" w:unhideWhenUsed="1"/>
+    <w:lsdException w:name="Table Web 1" w:semiHidden="1" w:unhideWhenUsed="1"/>
+    <w:lsdException w:name="Table Web 2" w:semiHidden="1" w:unhideWhenUsed="1"/>
+    <w:lsdException w:name="Table Web 3" w:semiHidden="1" w:unhideWhenUsed="1"/>
+    <w:lsdException w:name="Table Theme" w:semiHidden="1" w:unhideWhenUsed="1"/>
     <w:lsdException w:name="Placeholder Text" w:semiHidden="1" w:uiPriority="99"/>
     <w:lsdException w:name="No Spacing" w:uiPriority="1" w:qFormat="1"/>
     <w:lsdException w:name="Light Shading" w:uiPriority="60"/>
@@ -792,11 +679,15 @@
   </w:style>
   <w:style w:type="character" w:default="1" w:styleId="DefaultParagraphFont">
     <w:name w:val="Default Paragraph Font"/>
+    <w:uiPriority w:val="1"/>
     <w:semiHidden/>
+    <w:unhideWhenUsed/>
   </w:style>
   <w:style w:type="table" w:default="1" w:styleId="TableNormal">
     <w:name w:val="Normal Table"/>
+    <w:uiPriority w:val="99"/>
     <w:semiHidden/>
+    <w:unhideWhenUsed/>
     <w:tblPr>
       <w:tblInd w:w="0" w:type="dxa"/>
       <w:tblCellMar>
@@ -809,7 +700,9 @@
   </w:style>
   <w:style w:type="numbering" w:default="1" w:styleId="NoList">
     <w:name w:val="No List"/>
+    <w:uiPriority w:val="99"/>
     <w:semiHidden/>
+    <w:unhideWhenUsed/>
   </w:style>
   <w:style w:type="character" w:styleId="FootnoteReference">
     <w:name w:val="footnote reference"/>
@@ -881,6 +774,25 @@
       <w:rFonts w:ascii="Tahoma" w:hAnsi="Tahoma" w:cs="Tahoma"/>
       <w:sz w:val="16"/>
       <w:szCs w:val="16"/>
+    </w:rPr>
+  </w:style>
+  <w:style w:type="paragraph" w:styleId="NormalWeb">
+    <w:name w:val="Normal (Web)"/>
+    <w:basedOn w:val="Normal"/>
+    <w:uiPriority w:val="99"/>
+    <w:unhideWhenUsed/>
+    <w:rsid w:val="000E1BBA"/>
+    <w:pPr>
+      <w:widowControl/>
+      <w:autoSpaceDE/>
+      <w:autoSpaceDN/>
+      <w:adjustRightInd/>
+      <w:spacing w:before="100" w:beforeAutospacing="1" w:after="100" w:afterAutospacing="1"/>
+    </w:pPr>
+    <w:rPr>
+      <w:rFonts w:ascii="Calibri" w:eastAsia="Calibri" w:hAnsi="Calibri" w:cs="Calibri"/>
+      <w:sz w:val="22"/>
+      <w:szCs w:val="22"/>
     </w:rPr>
   </w:style>
 </w:styles>
